--- a/paper/final/Smart_Traffic_Control_revised.docx
+++ b/paper/final/Smart_Traffic_Control_revised.docx
@@ -11022,7 +11022,7 @@
           <w:szCs w:val="20"/>
           <w:rFonts w:ascii="Times New Roman" w:cs="Times New Roman" w:eastAsia="Times New Roman" w:hAnsi="Times New Roman"/>
         </w:rPr>
-        <w:t xml:space="preserve">On seeds 1–4 (9,600 frames, 14,874 vehicle instances) the generic cascade reached 4.1% precision and 8.2% recall (Table VI). 98.6% of false positives recur at the same spot, i.e. fire on background texture. Recall varied by class (car 7.1%, motorcycle 11.8%, auto 7.6%, bus 7.2%, truck 7.7%, fire_truck 3.7%, ambulance 14.3%) and distance (0-20 m 5.4%, 20-40 m 16.9%, 40-60 m 17.4%), lowest near the line where queued vehicles stand close. Only 0.6% of instances carried a confirmed track (Table VII). Tracked speed had a mean absolute error of 0.53 m/s against vehicles moving at only 0.56 m/s, since tracks are confirmed almost only on queued vehicles: a negative result, as the pipeline gives no usable kinematics for moving traffic. Removing the low-confidence matching stage or the motion model changed little, because recall is the limit. Detection took about 137 ms per frame on an Intel Core i5-12450H CPU against 0.01 ms per control decision.</w:t>
+        <w:t xml:space="preserve">On seeds 1–4 (9,600 frames, 14,874 vehicle instances) the generic cascade reached 4.1% precision and 8.2% recall (Table VI). 98.6% of false positives recur at the same spot, i.e. fire on background texture. Recall varied by class (car 7.1%, motorcycle 11.8%, auto 7.6%, bus 7.2%, truck 7.7%, fire_truck 3.7%, ambulance 14.3%) and distance (0-20 m 5.4%, 20-40 m 16.9%, 40-60 m 17.4%), lowest near the line where queued vehicles stand close. Only 0.6% of instances carried a confirmed track (Table VII). Tracked speed had a mean absolute error of 0.53 m/s against vehicles moving at only 0.56 m/s, since tracks are confirmed almost only on queued vehicles: a negative result, as the pipeline gives no usable kinematics for moving traffic. Removing the low-confidence matching stage or the motion model changed little, because recall is the limit. In two single-process runs of 400 frames on an Intel Core i5-12450H laptop CPU, detection took 103 and 171 ms per frame on average (it varies with the CPU's power state), against 0.002–0.004 ms per control decision.</w:t>
       </w:r>
     </w:p>
     <w:p>
